--- a/livrables/lecons/2026-08-24_lecon-psychopathologie_12_psychotraumatisme-tspt-trouble-dissociatif.docx
+++ b/livrables/lecons/2026-08-24_lecon-psychopathologie_12_psychotraumatisme-tspt-trouble-dissociatif.docx
@@ -1165,7 +1165,7 @@
           <w:sz w:val="22"/>
           <w:szCs w:val="22"/>
         </w:rPr>
-        <w:t xml:space="preserve">Approche par phases pour le C-PTSD et le TSPT dissociatif : stabilisation → traitement du trauma → réintégration. L'exposition directe est contre-indiquée en phase de déstabilisation dissociative.</w:t>
+        <w:t xml:space="preserve">Approche par phases pour le C-PTSD et le TSPT dissociatif : stabilisation → traitement du trauma → réintégration. La méta-analyse citée en ressources conclut à un effet important du traitement par phases (d = 1,32) et à des « preuves provisoires » de sa supériorité sur la stabilisation seule (d = 0,45) ; elle ne statue pas sur une contre-indication de l'exposition. En pratique clinique, l'exposition directe est le plus souvent différée tant que la personne est en déstabilisation dissociative — c'est une règle de prudence largement partagée, à ne pas présenter comme un fait démontré. La décision revient au praticien.</w:t>
       </w:r>
     </w:p>
     <w:p>
@@ -2049,7 +2049,7 @@
           <w:sz w:val="22"/>
           <w:szCs w:val="22"/>
         </w:rPr>
-        <w:t xml:space="preserve">4. Déréalisation — perception de l'environnement comme irréel, brumeux. Ici, survenant dans un contexte de stress (entretien difficile) → probablement réaction dissociative transitoire au stress, mais à surveiller si répétitive.</w:t>
+        <w:t xml:space="preserve">4. Déréalisation — perception de l'environnement comme irréel, brumeux. Ici, survenant dans un contexte de stress (entretien difficile) → probablement réaction dissociative transitoire au stress. ⚠️ Attention à la limite de rôle : il s'agit d'une professionnelle, non d'une personne accompagnée. La santé d'un membre de l'équipe ne relève NI de ton observation clinique NI de ton suivi : elle relève du service de prévention et de santé au travail, que la personne peut saisir directement et sans passer par sa hiérarchie. Ton rôle d'encadrant se limite à agir sur ce qui dépend de toi — l'organisation, la charge, le cadre de l'entretien — et à rappeler l'existence de ce recours. Repérer n'autorise pas à suivre.</w:t>
       </w:r>
     </w:p>
     <w:p>
@@ -2574,7 +2574,7 @@
             <w:szCs w:val="22"/>
             <w:u w:val="single"/>
           </w:rPr>
-          <w:t xml:space="preserve">Wikipedia — Post-traumatic stress disorder (EN) : définition, histoire, critères DSM-5, prévalence, traitements</w:t>
+          <w:t xml:space="preserve">Wikipedia — Post-traumatic stress disorder (EN) : vue d'ensemble utile pour se repérer, mais source tertiaire — ne pas la citer comme référence dans un écrit professionnel</w:t>
         </w:r>
       </w:hyperlink>
     </w:p>
@@ -2601,7 +2601,7 @@
             <w:szCs w:val="22"/>
             <w:u w:val="single"/>
           </w:rPr>
-          <w:t xml:space="preserve">Wikipedia — Dissociative disorder (EN) : classification, lien avec le trauma, critères</w:t>
+          <w:t xml:space="preserve">Wikipedia — Dissociative disorder (EN) : même statut — orientation, pas référence</w:t>
         </w:r>
       </w:hyperlink>
     </w:p>
@@ -2748,6 +2748,76 @@
           <w:sz w:val="22"/>
           <w:szCs w:val="22"/>
         </w:rPr>
+        <w:p>
+          <w:pPr>
+            <w:spacing w:after="80" w:before="80"/>
+          </w:pPr>
+          <w:r>
+            <w:rPr>
+              <w:rFonts w:ascii="Times New Roman" w:cs="Times New Roman" w:eastAsia="Times New Roman" w:hAnsi="Times New Roman"/>
+              <w:b w:val="false"/>
+              <w:bCs w:val="false"/>
+              <w:color w:val="1F2937"/>
+              <w:sz w:val="22"/>
+              <w:szCs w:val="22"/>
+            </w:rPr>
+            <w:t xml:space="preserve">Sources institutionnelles françaises — ajoutées le 24/08/2026, testées ce jour (200) :</w:t>
+          </w:r>
+        </w:p>
+        <w:p>
+          <w:pPr>
+            <w:spacing w:after="60" w:before="60"/>
+            <w:ind w:left="288"/>
+          </w:pPr>
+          <w:r>
+            <w:rPr>
+              <w:rFonts w:ascii="Times New Roman" w:cs="Times New Roman" w:eastAsia="Times New Roman" w:hAnsi="Times New Roman"/>
+              <w:color w:val="1F2937"/>
+              <w:sz w:val="22"/>
+              <w:szCs w:val="22"/>
+            </w:rPr>
+            <w:t xml:space="preserve">• </w:t>
+          </w:r>
+          <w:hyperlink w:history="1" r:id="rIdhasnotecadrage2020ps">
+            <w:r>
+              <w:rPr>
+                <w:rFonts w:ascii="Times New Roman" w:cs="Times New Roman" w:eastAsia="Times New Roman" w:hAnsi="Times New Roman"/>
+                <w:color w:val="1155CC"/>
+                <w:sz w:val="22"/>
+                <w:szCs w:val="22"/>
+                <w:u w:val="single"/>
+              </w:rPr>
+              <w:t xml:space="preserve">HAS — Évaluation et prise en charge des syndromes psychotraumatiques, enfants et adultes : note de cadrage (validée le 14/10/2020). La recommandation de bonne pratique elle-même est TOUJOURS EN COURS d'élaboration — la note fixe le périmètre, et cite explicitement les établissements médico-sociaux parmi les structures visées.</w:t>
+            </w:r>
+          </w:hyperlink>
+        </w:p>
+        <w:p>
+          <w:pPr>
+            <w:spacing w:after="60" w:before="60"/>
+            <w:ind w:left="288"/>
+          </w:pPr>
+          <w:r>
+            <w:rPr>
+              <w:rFonts w:ascii="Times New Roman" w:cs="Times New Roman" w:eastAsia="Times New Roman" w:hAnsi="Times New Roman"/>
+              <w:color w:val="1F2937"/>
+              <w:sz w:val="22"/>
+              <w:szCs w:val="22"/>
+            </w:rPr>
+            <w:t xml:space="preserve">• </w:t>
+          </w:r>
+          <w:hyperlink w:history="1" r:id="rIdcn2rressourcespsytr">
+            <w:r>
+              <w:rPr>
+                <w:rFonts w:ascii="Times New Roman" w:cs="Times New Roman" w:eastAsia="Times New Roman" w:hAnsi="Times New Roman"/>
+                <w:color w:val="1155CC"/>
+                <w:sz w:val="22"/>
+                <w:szCs w:val="22"/>
+                <w:u w:val="single"/>
+              </w:rPr>
+              <w:t xml:space="preserve">CN2R — Centre national de ressources et de résilience : l'institution française de référence sur le psychotraumatisme (créée en juillet 2019). Fiches pratiques destinées aux professionnels de terrain et cartographie des structures spécialisées.</w:t>
+            </w:r>
+          </w:hyperlink>
+        </w:p>
         <w:t xml:space="preserve">Source consultée avec blocage anti-robot (403, page existante) :</w:t>
       </w:r>
     </w:p>
@@ -2876,6 +2946,150 @@
           <w:szCs w:val="18"/>
         </w:rPr>
         <w:t xml:space="preserve">Leçon 12 / 20 — Psychopathologie clinique — 24 août 2026</w:t>
+      </w:r>
+    </w:p>
+    <w:p>
+      <w:pPr>
+        <w:spacing w:after="120" w:before="320"/>
+      </w:pPr>
+      <w:r>
+        <w:rPr>
+          <w:rFonts w:ascii="Times New Roman" w:cs="Times New Roman" w:eastAsia="Times New Roman" w:hAnsi="Times New Roman"/>
+          <w:b/>
+          <w:bCs/>
+          <w:color w:val="1B3A6B"/>
+          <w:sz w:val="28"/>
+          <w:szCs w:val="28"/>
+        </w:rPr>
+        <w:t xml:space="preserve">📝 Journal des corrections</w:t>
+      </w:r>
+    </w:p>
+    <w:p>
+      <w:pPr>
+        <w:spacing w:after="80" w:before="80"/>
+      </w:pPr>
+      <w:r>
+        <w:rPr>
+          <w:rFonts w:ascii="Times New Roman" w:cs="Times New Roman" w:eastAsia="Times New Roman" w:hAnsi="Times New Roman"/>
+          <w:b w:val="false"/>
+          <w:bCs w:val="false"/>
+          <w:color w:val="1F2937"/>
+          <w:sz w:val="22"/>
+          <w:szCs w:val="22"/>
+        </w:rPr>
+        <w:t xml:space="preserve">Leçon produite et relue le 24/08/2026. Les corrections sont fondues dans le texte ci-dessus ; les formulations d'origine sont conservées ici.</w:t>
+      </w:r>
+    </w:p>
+    <w:p>
+      <w:pPr>
+        <w:spacing w:after="80" w:before="80"/>
+      </w:pPr>
+      <w:r>
+        <w:rPr>
+          <w:rFonts w:ascii="Times New Roman" w:cs="Times New Roman" w:eastAsia="Times New Roman" w:hAnsi="Times New Roman"/>
+          <w:b w:val="false"/>
+          <w:bCs w:val="false"/>
+          <w:color w:val="1F2937"/>
+          <w:sz w:val="22"/>
+          <w:szCs w:val="22"/>
+        </w:rPr>
+        <w:t xml:space="preserve">1. Limite de rôle dans l'exercice 3, situation 4 — la correction la plus importante.</w:t>
+      </w:r>
+    </w:p>
+    <w:p>
+      <w:pPr>
+        <w:spacing w:after="80" w:before="80"/>
+      </w:pPr>
+      <w:r>
+        <w:rPr>
+          <w:rFonts w:ascii="Times New Roman" w:cs="Times New Roman" w:eastAsia="Times New Roman" w:hAnsi="Times New Roman"/>
+          <w:b w:val="false"/>
+          <w:bCs w:val="false"/>
+          <w:color w:val="1F2937"/>
+          <w:sz w:val="22"/>
+          <w:szCs w:val="22"/>
+        </w:rPr>
+        <w:t xml:space="preserve">Version initiale du corrigé : « probablement réaction dissociative transitoire au stress, mais à surveiller si répétitive ». La situation décrit une PROFESSIONNELLE, pas une personne accompagnée, et l'exercice s'adresse à son encadrant. « À surveiller » installait un suivi clinique d'un membre de l'équipe par son chef de service, ce qui n'est ni son rôle ni son droit. Le corrigé rappelle désormais que la santé d'un salarié relève du service de prévention et de santé au travail, saisissable directement et sans passer par la hiérarchie, et que le rôle de l'encadrant se limite à ce qui dépend de lui : organisation, charge, cadre de l'entretien. Repérer n'autorise pas à suivre.</w:t>
+      </w:r>
+    </w:p>
+    <w:p>
+      <w:pPr>
+        <w:spacing w:after="80" w:before="80"/>
+      </w:pPr>
+      <w:r>
+        <w:rPr>
+          <w:rFonts w:ascii="Times New Roman" w:cs="Times New Roman" w:eastAsia="Times New Roman" w:hAnsi="Times New Roman"/>
+          <w:b w:val="false"/>
+          <w:bCs w:val="false"/>
+          <w:color w:val="1F2937"/>
+          <w:sz w:val="22"/>
+          <w:szCs w:val="22"/>
+        </w:rPr>
+        <w:t xml:space="preserve">2. Statut de la contre-indication de l'exposition directe.</w:t>
+      </w:r>
+    </w:p>
+    <w:p>
+      <w:pPr>
+        <w:spacing w:after="80" w:before="80"/>
+      </w:pPr>
+      <w:r>
+        <w:rPr>
+          <w:rFonts w:ascii="Times New Roman" w:cs="Times New Roman" w:eastAsia="Times New Roman" w:hAnsi="Times New Roman"/>
+          <w:b w:val="false"/>
+          <w:bCs w:val="false"/>
+          <w:color w:val="1F2937"/>
+          <w:sz w:val="22"/>
+          <w:szCs w:val="22"/>
+        </w:rPr>
+        <w:t xml:space="preserve">Version initiale : « L'exposition directe est contre-indiquée en phase de déstabilisation dissociative. » Présenté comme un fait établi. La méta-analyse que la leçon cite elle-même en ressources (IFEMDR, stabilisation et traitement orienté par phase) conclut à un effet important du traitement par phases (d = 1,32) et à des « preuves provisoires » de sa supériorité sur la stabilisation seule (d = 0,45) ; elle ne se prononce pas sur une contre-indication. Le passage distingue maintenant la règle de prudence clinique, largement partagée, de la donnée démontrée, et renvoie la décision au praticien. Source relue le 24/08/2026.</w:t>
+      </w:r>
+    </w:p>
+    <w:p>
+      <w:pPr>
+        <w:spacing w:after="80" w:before="80"/>
+      </w:pPr>
+      <w:r>
+        <w:rPr>
+          <w:rFonts w:ascii="Times New Roman" w:cs="Times New Roman" w:eastAsia="Times New Roman" w:hAnsi="Times New Roman"/>
+          <w:b w:val="false"/>
+          <w:bCs w:val="false"/>
+          <w:color w:val="1F2937"/>
+          <w:sz w:val="22"/>
+          <w:szCs w:val="22"/>
+        </w:rPr>
+        <w:t xml:space="preserve">3. Sources — deux références institutionnelles ajoutées, Wikipédia rétrogradée.</w:t>
+      </w:r>
+    </w:p>
+    <w:p>
+      <w:pPr>
+        <w:spacing w:after="80" w:before="80"/>
+      </w:pPr>
+      <w:r>
+        <w:rPr>
+          <w:rFonts w:ascii="Times New Roman" w:cs="Times New Roman" w:eastAsia="Times New Roman" w:hAnsi="Times New Roman"/>
+          <w:b w:val="false"/>
+          <w:bCs w:val="false"/>
+          <w:color w:val="1F2937"/>
+          <w:sz w:val="22"/>
+          <w:szCs w:val="22"/>
+        </w:rPr>
+        <w:t xml:space="preserve">Les deux premières ressources étaient des pages Wikipédia en anglais, et aucune source institutionnelle française n'apparaissait sur un thème qui touche directement la pratique en ESSMS. Ont été ajoutées, testées le 24/08/2026 (200) : la note de cadrage de la HAS « Évaluation et prise en charge des syndromes psychotraumatiques, enfants et adultes » (validée le 14/10/2020), dont le périmètre cite explicitement les établissements médico-sociaux et dont la recommandation de bonne pratique est TOUJOURS EN COURS d'élaboration ; et le CN2R, institution française de référence créée en juillet 2019, qui publie des fiches pratiques pour les professionnels de terrain. Les deux entrées Wikipédia sont conservées mais signalées comme sources tertiaires d'orientation, à ne pas citer dans un écrit professionnel.</w:t>
+      </w:r>
+    </w:p>
+    <w:p>
+      <w:pPr>
+        <w:spacing w:after="80" w:before="80"/>
+      </w:pPr>
+      <w:r>
+        <w:rPr>
+          <w:rFonts w:ascii="Times New Roman" w:cs="Times New Roman" w:eastAsia="Times New Roman" w:hAnsi="Times New Roman"/>
+          <w:b w:val="false"/>
+          <w:bCs w:val="false"/>
+          <w:color w:val="1F2937"/>
+          <w:sz w:val="22"/>
+          <w:szCs w:val="22"/>
+        </w:rPr>
+        <w:t xml:space="preserve">Vérifié lors de la relecture et inchangé : le critère A du DSM-5 ; les quatre clusters B, C, D et E et leur contenu, y compris l'amnésie partielle du trauma en cluster D ; les seuils de durée (ESA de 3 jours à 4 semaines, TSPT au-delà d'un mois, expression différée au-delà de 6 mois) ; le code 6B41 de la CIM-11 pour le TSPT complexe et ses trois perturbations de l'organisation du soi ; la recommandation de l'EMDR par l'OMS ; et les deux corrigés de vignettes des exercices 1 et 2.</w:t>
       </w:r>
     </w:p>
     <w:sectPr>

--- a/livrables/lecons/2026-08-24_lecon-psychopathologie_12_psychotraumatisme-tspt-trouble-dissociatif.docx
+++ b/livrables/lecons/2026-08-24_lecon-psychopathologie_12_psychotraumatisme-tspt-trouble-dissociatif.docx
@@ -2850,6 +2850,60 @@
     </w:p>
     <w:p>
       <w:pPr>
+        <w:spacing w:after="60" w:before="60"/>
+        <w:ind w:left="288"/>
+      </w:pPr>
+      <w:hyperlink w:history="1" r:id="rIdcim11oms20260911">
+        <w:r>
+          <w:rPr>
+            <w:rFonts w:ascii="Times New Roman" w:cs="Times New Roman" w:eastAsia="Times New Roman" w:hAnsi="Times New Roman"/>
+            <w:color w:val="1155CC"/>
+            <w:sz w:val="22"/>
+            <w:szCs w:val="22"/>
+            <w:u w:val="single"/>
+          </w:rPr>
+          <w:t xml:space="preserve">CIM-11 (OMS) — Classification internationale des maladies, 11ᵉ révision</w:t>
+        </w:r>
+      </w:hyperlink>
+      <w:r>
+        <w:rPr>
+          <w:rFonts w:ascii="Times New Roman" w:cs="Times New Roman" w:eastAsia="Times New Roman" w:hAnsi="Times New Roman"/>
+          <w:color w:val="1F2937"/>
+          <w:sz w:val="22"/>
+          <w:szCs w:val="22"/>
+        </w:rPr>
+        <w:t xml:space="preserve"> — la classification elle-même, en français, sur le site de l'OMS. Vérifiée le 11/09/2026 : HTTP 200. ⚠️ La page est une APPLICATION rendue côté navigateur : elle ne sert que 808 caractères de texte au téléchargement direct. Elle donne accès à la classification, elle ne se cite pas comme une page de contenu. AJOUTÉE LE 11/09/2026 : cette classification était nommée dans le corps de la leçon sans aucune adresse.</w:t>
+      </w:r>
+    </w:p>
+    <w:p>
+      <w:pPr>
+        <w:spacing w:after="60" w:before="60"/>
+        <w:ind w:left="288"/>
+      </w:pPr>
+      <w:hyperlink w:history="1" r:id="rIddsmapa20260911">
+        <w:r>
+          <w:rPr>
+            <w:rFonts w:ascii="Times New Roman" w:cs="Times New Roman" w:eastAsia="Times New Roman" w:hAnsi="Times New Roman"/>
+            <w:color w:val="1155CC"/>
+            <w:sz w:val="22"/>
+            <w:szCs w:val="22"/>
+            <w:u w:val="single"/>
+          </w:rPr>
+          <w:t xml:space="preserve">DSM-5-TR (American Psychiatric Association) — page officielle du manuel</w:t>
+        </w:r>
+      </w:hyperlink>
+      <w:r>
+        <w:rPr>
+          <w:rFonts w:ascii="Times New Roman" w:cs="Times New Roman" w:eastAsia="Times New Roman" w:hAnsi="Times New Roman"/>
+          <w:color w:val="1F2937"/>
+          <w:sz w:val="22"/>
+          <w:szCs w:val="22"/>
+        </w:rPr>
+        <w:t xml:space="preserve"> — l'éditeur du DSM, qui décrit le manuel, ses révisions et la différence entre DSM-5 et DSM-5-TR. Vérifiée le 11/09/2026 : HTTP 200, 21 859 caractères utiles, « DSM-5-TR » y figure 19 fois. AJOUTÉE LE 11/09/2026 : cette classification était nommée dans le corps de la leçon sans aucune adresse.</w:t>
+      </w:r>
+    </w:p>
+    <w:p>
+      <w:pPr>
         <w:spacing w:after="160" w:before="160"/>
       </w:pPr>
       <w:r>
@@ -3074,6 +3128,84 @@
           <w:szCs w:val="22"/>
         </w:rPr>
         <w:t xml:space="preserve">Les deux premières ressources étaient des pages Wikipédia en anglais, et aucune source institutionnelle française n'apparaissait sur un thème qui touche directement la pratique en ESSMS. Ont été ajoutées, testées le 24/08/2026 (200) : la note de cadrage de la HAS « Évaluation et prise en charge des syndromes psychotraumatiques, enfants et adultes » (validée le 14/10/2020), dont le périmètre cite explicitement les établissements médico-sociaux et dont la recommandation de bonne pratique est TOUJOURS EN COURS d'élaboration ; et le CN2R, institution française de référence créée en juillet 2019, qui publie des fiches pratiques pour les professionnels de terrain. Les deux entrées Wikipédia sont conservées mais signalées comme sources tertiaires d'orientation, à ne pas citer dans un écrit professionnel.</w:t>
+      </w:r>
+    </w:p>
+    <w:p>
+      <w:pPr>
+        <w:spacing w:after="120" w:before="320"/>
+      </w:pPr>
+      <w:r>
+        <w:rPr>
+          <w:rFonts w:ascii="Times New Roman" w:cs="Times New Roman" w:eastAsia="Times New Roman" w:hAnsi="Times New Roman"/>
+          <w:b/>
+          <w:bCs/>
+          <w:color w:val="1B3A6B"/>
+          <w:sz w:val="28"/>
+          <w:szCs w:val="28"/>
+        </w:rPr>
+        <w:t xml:space="preserve">📝 Journal des corrections — 11 septembre 2026</w:t>
+      </w:r>
+    </w:p>
+    <w:p>
+      <w:pPr>
+        <w:spacing w:after="60" w:before="60"/>
+        <w:ind w:left="288"/>
+      </w:pPr>
+      <w:r>
+        <w:rPr>
+          <w:rFonts w:ascii="Times New Roman" w:cs="Times New Roman" w:eastAsia="Times New Roman" w:hAnsi="Times New Roman"/>
+          <w:b/>
+          <w:bCs/>
+          <w:color w:val="1F2937"/>
+          <w:sz w:val="22"/>
+          <w:szCs w:val="22"/>
+        </w:rPr>
+        <w:t xml:space="preserve">Relue le 11/09/2026 par le test d'attribution des pages, passé sur les 135 leçons du dépôt. UNE correction.</w:t>
+      </w:r>
+    </w:p>
+    <w:p>
+      <w:pPr>
+        <w:spacing w:after="60" w:before="60"/>
+        <w:ind w:left="288"/>
+      </w:pPr>
+      <w:r>
+        <w:rPr>
+          <w:rFonts w:ascii="Times New Roman" w:cs="Times New Roman" w:eastAsia="Times New Roman" w:hAnsi="Times New Roman"/>
+          <w:color w:val="1F2937"/>
+          <w:sz w:val="22"/>
+          <w:szCs w:val="22"/>
+        </w:rPr>
+        <w:t xml:space="preserve">① Une nosographie était nommée sans adresse. Cette leçon invoque CIM-11, DSM-5 / DSM-5-TR dans son corps sans qu'aucune adresse ne figure dans ses ressources. Ce sont pourtant les instruments qui fondent ses catégories : un lecteur voulant savoir laquelle des deux classifications dit quoi — et elles divergent, notamment sur les troubles de la personnalité — devait la chercher lui-même. Le défaut est répandu dans le parcours : HUIT leçons sur quinze nommaient au moins une nosographie sans adresse — DSM-5-TR dans cinq, CIM-11 dans trois, CIM-10 dans deux, DSM-5 dans deux.</w:t>
+      </w:r>
+    </w:p>
+    <w:p>
+      <w:pPr>
+        <w:spacing w:after="60" w:before="60"/>
+        <w:ind w:left="288"/>
+      </w:pPr>
+      <w:r>
+        <w:rPr>
+          <w:rFonts w:ascii="Times New Roman" w:cs="Times New Roman" w:eastAsia="Times New Roman" w:hAnsi="Times New Roman"/>
+          <w:color w:val="1F2937"/>
+          <w:sz w:val="22"/>
+          <w:szCs w:val="22"/>
+        </w:rPr>
+        <w:t xml:space="preserve">À ne pas confondre avec les quatre leçons — 02, 05, 09 et 11 — qui nommaient déjà leur classification dans le LIBELLÉ d'une ressource, à côté du lien : celles-là n'avaient aucun défaut et n'ont pas été touchées. Une première version de ce contrôle les avait signalées à tort, parce qu'elle ne cherchait le nom de la nosographie que dans l'URL — or ni icd.who.int/fr ni l'adresse de l'APA ne contiennent la chaîne cherchée. Le contrôle regarde désormais tout le texte de la section Ressources.</w:t>
+      </w:r>
+    </w:p>
+    <w:p>
+      <w:pPr>
+        <w:spacing w:after="60" w:before="60"/>
+        <w:ind w:left="288"/>
+      </w:pPr>
+      <w:r>
+        <w:rPr>
+          <w:rFonts w:ascii="Times New Roman" w:cs="Times New Roman" w:eastAsia="Times New Roman" w:hAnsi="Times New Roman"/>
+          <w:color w:val="1F2937"/>
+          <w:sz w:val="22"/>
+          <w:szCs w:val="22"/>
+        </w:rPr>
+        <w:t xml:space="preserve">Ce qui a été fait. Les adresses officielles sont ajoutées, testées le 11/09/2026 : icd.who.int/fr pour la CIM-11, icd.who.int/browse10/2019/en pour la CIM-10 (3 612 caractères utiles), psychiatry.org/psychiatrists/practice/dsm pour le DSM (21 859 caractères, où « DSM-5-TR » figure dix-neuf fois). Une réserve écrite plutôt que tue : le navigateur de la CIM-11 est une application rendue côté client, qui ne sert que 808 caractères au téléchargement direct — elle donne accès à la classification, elle ne se cite pas comme une page de contenu.</w:t>
       </w:r>
     </w:p>
     <w:p>
